--- a/files/technical-offers/Scissor/Standard/Self Drive/2.0/S2-64B-13DIB.docx
+++ b/files/technical-offers/Scissor/Standard/Self Drive/2.0/S2-64B-13DIB.docx
@@ -6265,7 +6265,90 @@
           <w:rtl/>
           <w:lang w:eastAsia="ar-SA"/>
         </w:rPr>
-        <w:t>قياس فولت البطاريات.</w:t>
+        <w:t>تبريد ذاتى بتشغيل المراوح اتوماتيك</w:t>
+      </w:r>
+      <w:r>
+        <w:rPr>
+          <w:rFonts w:ascii="Times New Roman" w:eastAsia="Times New Roman" w:hAnsi="Times New Roman" w:cs="Simplified Arabic" w:hint="cs"/>
+          <w:b/>
+          <w:bCs/>
+          <w:sz w:val="28"/>
+          <w:szCs w:val="28"/>
+          <w:rtl/>
+          <w:lang w:eastAsia="ar-SA"/>
+        </w:rPr>
+        <w:t xml:space="preserve"> </w:t>
+      </w:r>
+      <w:r>
+        <w:rPr>
+          <w:rFonts w:ascii="Times New Roman" w:eastAsia="Times New Roman" w:hAnsi="Times New Roman" w:cs="Simplified Arabic" w:hint="cs"/>
+          <w:b/>
+          <w:bCs/>
+          <w:sz w:val="28"/>
+          <w:szCs w:val="28"/>
+          <w:rtl/>
+          <w:lang w:eastAsia="ar-SA"/>
+        </w:rPr>
+        <w:t>.</w:t>
+      </w:r>
+    </w:p>
+    <w:p>
+      <w:pPr>
+        <w:bidi/>
+        <w:spacing w:after="0" w:line="216" w:lineRule="auto"/>
+        <w:ind w:left="360" w:right="567"/>
+        <w:jc w:val="lowKashida"/>
+        <w:rPr>
+          <w:rFonts w:ascii="Times New Roman" w:eastAsia="Times New Roman" w:hAnsi="Times New Roman" w:cs="Simplified Arabic"/>
+          <w:b/>
+          <w:bCs/>
+          <w:sz w:val="28"/>
+          <w:szCs w:val="28"/>
+          <w:lang w:eastAsia="ar-SA"/>
+        </w:rPr>
+      </w:pPr>
+    </w:p>
+    <w:p>
+      <w:pPr>
+        <w:shd w:val="clear" w:color="auto" w:fill="FBE4D5"/>
+        <w:bidi/>
+        <w:spacing w:after="0" w:line="240" w:lineRule="auto"/>
+        <w:rPr>
+          <w:rFonts w:ascii="Times New Roman" w:eastAsia="Times New Roman" w:hAnsi="Times New Roman" w:cs="Simplified Arabic"/>
+          <w:b/>
+          <w:bCs/>
+          <w:sz w:val="32"/>
+          <w:szCs w:val="32"/>
+          <w:u w:val="single"/>
+          <w:rtl/>
+          <w:lang w:eastAsia="ar-SA"/>
+        </w:rPr>
+      </w:pPr>
+      <w:r>
+        <w:rPr>
+          <w:rFonts w:ascii="Times New Roman" w:eastAsia="Times New Roman" w:hAnsi="Times New Roman" w:cs="Simplified Arabic"/>
+          <w:b/>
+          <w:bCs/>
+          <w:sz w:val="32"/>
+          <w:szCs w:val="32"/>
+          <w:u w:val="single"/>
+          <w:rtl/>
+          <w:lang w:eastAsia="ar-SA"/>
+        </w:rPr>
+        <w:t>أجهزة الأمان:</w:t>
+      </w:r>
+      <w:r>
+        <w:rPr>
+          <w:rFonts w:ascii="Times New Roman" w:eastAsia="Times New Roman" w:hAnsi="Times New Roman" w:cs="Simplified Arabic" w:hint="cs"/>
+          <w:b/>
+          <w:bCs/>
+          <w:sz w:val="32"/>
+          <w:szCs w:val="32"/>
+          <w:u w:val="single"/>
+          <w:rtl/>
+          <w:lang w:eastAsia="ar-SA"/>
+        </w:rPr>
+        <w:t xml:space="preserve">                                 </w:t>
       </w:r>
     </w:p>
     <w:p>
@@ -6297,7 +6380,30 @@
           <w:rtl/>
           <w:lang w:eastAsia="ar-SA"/>
         </w:rPr>
-        <w:t>قياس امبير البطاريات.</w:t>
+        <w:t>حماية عند ارتفاع درجة حرارة الموتور</w:t>
+      </w:r>
+      <w:r>
+        <w:rPr>
+          <w:rFonts w:ascii="Times New Roman" w:eastAsia="Times New Roman" w:hAnsi="Times New Roman" w:cs="Simplified Arabic"/>
+          <w:b/>
+          <w:bCs/>
+          <w:sz w:val="28"/>
+          <w:szCs w:val="28"/>
+          <w:lang w:eastAsia="ar-SA"/>
+        </w:rPr>
+        <w:t>.</w:t>
+      </w:r>
+      <w:r>
+        <w:rPr>
+          <w:rFonts w:ascii="Times New Roman" w:eastAsia="Times New Roman" w:hAnsi="Times New Roman" w:cs="Simplified Arabic" w:hint="cs"/>
+          <w:b/>
+          <w:bCs/>
+          <w:sz w:val="28"/>
+          <w:szCs w:val="28"/>
+          <w:rtl/>
+          <w:lang w:eastAsia="ar-SA"/>
+        </w:rPr>
+        <w:t xml:space="preserve"> </w:t>
       </w:r>
     </w:p>
     <w:p>
@@ -6329,90 +6435,18 @@
           <w:rtl/>
           <w:lang w:eastAsia="ar-SA"/>
         </w:rPr>
-        <w:t>تبريد ذاتى بتشغيل المراوح اتوماتيك</w:t>
-      </w:r>
-      <w:r>
-        <w:rPr>
-          <w:rFonts w:ascii="Times New Roman" w:eastAsia="Times New Roman" w:hAnsi="Times New Roman" w:cs="Simplified Arabic" w:hint="cs"/>
-          <w:b/>
-          <w:bCs/>
-          <w:sz w:val="28"/>
-          <w:szCs w:val="28"/>
-          <w:rtl/>
-          <w:lang w:eastAsia="ar-SA"/>
-        </w:rPr>
-        <w:t xml:space="preserve"> </w:t>
-      </w:r>
-      <w:r>
-        <w:rPr>
-          <w:rFonts w:ascii="Times New Roman" w:eastAsia="Times New Roman" w:hAnsi="Times New Roman" w:cs="Simplified Arabic" w:hint="cs"/>
-          <w:b/>
-          <w:bCs/>
-          <w:sz w:val="28"/>
-          <w:szCs w:val="28"/>
-          <w:rtl/>
+        <w:t>حماية عند زيادة امبير الموتور</w:t>
+      </w:r>
+      <w:r>
+        <w:rPr>
+          <w:rFonts w:ascii="Times New Roman" w:eastAsia="Times New Roman" w:hAnsi="Times New Roman" w:cs="Simplified Arabic"/>
+          <w:b/>
+          <w:bCs/>
+          <w:sz w:val="28"/>
+          <w:szCs w:val="28"/>
           <w:lang w:eastAsia="ar-SA"/>
         </w:rPr>
         <w:t>.</w:t>
-      </w:r>
-    </w:p>
-    <w:p>
-      <w:pPr>
-        <w:bidi/>
-        <w:spacing w:after="0" w:line="216" w:lineRule="auto"/>
-        <w:ind w:left="360" w:right="567"/>
-        <w:jc w:val="lowKashida"/>
-        <w:rPr>
-          <w:rFonts w:ascii="Times New Roman" w:eastAsia="Times New Roman" w:hAnsi="Times New Roman" w:cs="Simplified Arabic"/>
-          <w:b/>
-          <w:bCs/>
-          <w:sz w:val="28"/>
-          <w:szCs w:val="28"/>
-          <w:lang w:eastAsia="ar-SA"/>
-        </w:rPr>
-      </w:pPr>
-    </w:p>
-    <w:p>
-      <w:pPr>
-        <w:shd w:val="clear" w:color="auto" w:fill="FBE4D5"/>
-        <w:bidi/>
-        <w:spacing w:after="0" w:line="240" w:lineRule="auto"/>
-        <w:rPr>
-          <w:rFonts w:ascii="Times New Roman" w:eastAsia="Times New Roman" w:hAnsi="Times New Roman" w:cs="Simplified Arabic"/>
-          <w:b/>
-          <w:bCs/>
-          <w:sz w:val="32"/>
-          <w:szCs w:val="32"/>
-          <w:u w:val="single"/>
-          <w:rtl/>
-          <w:lang w:eastAsia="ar-SA"/>
-        </w:rPr>
-      </w:pPr>
-      <w:r>
-        <w:rPr>
-          <w:rFonts w:ascii="Times New Roman" w:eastAsia="Times New Roman" w:hAnsi="Times New Roman" w:cs="Simplified Arabic"/>
-          <w:b/>
-          <w:bCs/>
-          <w:sz w:val="32"/>
-          <w:szCs w:val="32"/>
-          <w:u w:val="single"/>
-          <w:rtl/>
-          <w:lang w:eastAsia="ar-SA"/>
-        </w:rPr>
-        <w:t>أجهزة الأمان:</w:t>
-      </w:r>
-      <w:r>
-        <w:rPr>
-          <w:rFonts w:ascii="Times New Roman" w:eastAsia="Times New Roman" w:hAnsi="Times New Roman" w:cs="Simplified Arabic" w:hint="cs"/>
-          <w:b/>
-          <w:bCs/>
-          <w:sz w:val="32"/>
-          <w:szCs w:val="32"/>
-          <w:u w:val="single"/>
-          <w:rtl/>
-          <w:lang w:eastAsia="ar-SA"/>
-        </w:rPr>
-        <w:t xml:space="preserve">                                 </w:t>
       </w:r>
     </w:p>
     <w:p>
@@ -6444,7 +6478,7 @@
           <w:rtl/>
           <w:lang w:eastAsia="ar-SA"/>
         </w:rPr>
-        <w:t>حماية عند ارتفاع درجة حرارة الموتور</w:t>
+        <w:t>حماية عند انخفاض الفولت</w:t>
       </w:r>
       <w:r>
         <w:rPr>
@@ -6499,7 +6533,7 @@
           <w:rtl/>
           <w:lang w:eastAsia="ar-SA"/>
         </w:rPr>
-        <w:t>حماية عند زيادة امبير الموتور</w:t>
+        <w:t>حماية عند زيادة السرعة عن الحد المسموح</w:t>
       </w:r>
       <w:r>
         <w:rPr>
@@ -6542,7 +6576,7 @@
           <w:rtl/>
           <w:lang w:eastAsia="ar-SA"/>
         </w:rPr>
-        <w:t>حماية عند انخفاض الفولت</w:t>
+        <w:t>عمل فحص على وظيفة المعدة قبل البدء فى العمل</w:t>
       </w:r>
       <w:r>
         <w:rPr>
@@ -6554,18 +6588,6 @@
           <w:lang w:eastAsia="ar-SA"/>
         </w:rPr>
         <w:t>.</w:t>
-      </w:r>
-      <w:r>
-        <w:rPr>
-          <w:rFonts w:ascii="Times New Roman" w:eastAsia="Times New Roman" w:hAnsi="Times New Roman" w:cs="Simplified Arabic" w:hint="cs"/>
-          <w:b/>
-          <w:bCs/>
-          <w:sz w:val="28"/>
-          <w:szCs w:val="28"/>
-          <w:rtl/>
-          <w:lang w:eastAsia="ar-SA"/>
-        </w:rPr>
-        <w:t xml:space="preserve"> </w:t>
       </w:r>
     </w:p>
     <w:p>
@@ -6597,7 +6619,30 @@
           <w:rtl/>
           <w:lang w:eastAsia="ar-SA"/>
         </w:rPr>
-        <w:t>حماية عند زيادة السرعة عن الحد المسموح</w:t>
+        <w:t>مبينات (</w:t>
+      </w:r>
+      <w:r>
+        <w:rPr>
+          <w:rFonts w:ascii="Times New Roman" w:eastAsia="Times New Roman" w:hAnsi="Times New Roman" w:cs="Simplified Arabic"/>
+          <w:b/>
+          <w:bCs/>
+          <w:sz w:val="28"/>
+          <w:szCs w:val="28"/>
+          <w:lang w:eastAsia="ar-SA"/>
+        </w:rPr>
+        <w:t>LED</w:t>
+      </w:r>
+      <w:r>
+        <w:rPr>
+          <w:rFonts w:ascii="Times New Roman" w:eastAsia="Times New Roman" w:hAnsi="Times New Roman" w:cs="Simplified Arabic" w:hint="cs"/>
+          <w:b/>
+          <w:bCs/>
+          <w:sz w:val="28"/>
+          <w:szCs w:val="28"/>
+          <w:rtl/>
+          <w:lang w:eastAsia="ar-SA"/>
+        </w:rPr>
+        <w:t>) بيان عند وجود خطاء فى النظام</w:t>
       </w:r>
       <w:r>
         <w:rPr>
@@ -6632,26 +6677,61 @@
       </w:pPr>
       <w:r>
         <w:rPr>
-          <w:rFonts w:ascii="Times New Roman" w:eastAsia="Times New Roman" w:hAnsi="Times New Roman" w:cs="Simplified Arabic" w:hint="cs"/>
-          <w:b/>
-          <w:bCs/>
-          <w:sz w:val="28"/>
-          <w:szCs w:val="28"/>
-          <w:rtl/>
-          <w:lang w:eastAsia="ar-SA"/>
-        </w:rPr>
-        <w:t>عمل فحص على وظيفة المعدة قبل البدء فى العمل</w:t>
-      </w:r>
-      <w:r>
-        <w:rPr>
-          <w:rFonts w:ascii="Times New Roman" w:eastAsia="Times New Roman" w:hAnsi="Times New Roman" w:cs="Simplified Arabic"/>
-          <w:b/>
-          <w:bCs/>
-          <w:sz w:val="28"/>
-          <w:szCs w:val="28"/>
-          <w:lang w:eastAsia="ar-SA"/>
-        </w:rPr>
-        <w:t>.</w:t>
+          <w:rFonts w:ascii="Times New Roman" w:eastAsia="Times New Roman" w:hAnsi="Times New Roman" w:cs="Simplified Arabic"/>
+          <w:b/>
+          <w:bCs/>
+          <w:sz w:val="28"/>
+          <w:szCs w:val="28"/>
+          <w:rtl/>
+          <w:lang w:eastAsia="ar-SA"/>
+        </w:rPr>
+        <w:t xml:space="preserve">عدد </w:t>
+      </w:r>
+      <w:r>
+        <w:rPr>
+          <w:rFonts w:ascii="Times New Roman" w:eastAsia="Times New Roman" w:hAnsi="Times New Roman" w:cs="Simplified Arabic"/>
+          <w:b/>
+          <w:bCs/>
+          <w:sz w:val="28"/>
+          <w:szCs w:val="28"/>
+          <w:lang w:eastAsia="ar-SA"/>
+        </w:rPr>
+        <w:t>1</w:t>
+      </w:r>
+      <w:r>
+        <w:rPr>
+          <w:rFonts w:ascii="Times New Roman" w:eastAsia="Times New Roman" w:hAnsi="Times New Roman" w:cs="Simplified Arabic"/>
+          <w:b/>
+          <w:bCs/>
+          <w:sz w:val="28"/>
+          <w:szCs w:val="28"/>
+          <w:rtl/>
+          <w:lang w:eastAsia="ar-SA"/>
+        </w:rPr>
+        <w:t xml:space="preserve"> مفتاح نهاية شوط (</w:t>
+      </w:r>
+      <w:r>
+        <w:rPr>
+          <w:rFonts w:ascii="Times New Roman" w:eastAsia="Times New Roman" w:hAnsi="Times New Roman" w:cs="Simplified Arabic"/>
+          <w:b/>
+          <w:bCs/>
+          <w:sz w:val="28"/>
+          <w:szCs w:val="28"/>
+          <w:lang w:eastAsia="ar-SA"/>
+        </w:rPr>
+        <w:t>Limit Switch</w:t>
+      </w:r>
+      <w:r>
+        <w:rPr>
+          <w:rFonts w:ascii="Times New Roman" w:eastAsia="Times New Roman" w:hAnsi="Times New Roman" w:cs="Simplified Arabic"/>
+          <w:b/>
+          <w:bCs/>
+          <w:sz w:val="28"/>
+          <w:szCs w:val="28"/>
+          <w:rtl/>
+          <w:lang w:eastAsia="ar-SA"/>
+        </w:rPr>
+        <w:t>) عند نهاية المشوار .</w:t>
       </w:r>
     </w:p>
     <w:p>
@@ -6675,49 +6755,15 @@
       </w:pPr>
       <w:r>
         <w:rPr>
-          <w:rFonts w:ascii="Times New Roman" w:eastAsia="Times New Roman" w:hAnsi="Times New Roman" w:cs="Simplified Arabic" w:hint="cs"/>
-          <w:b/>
-          <w:bCs/>
-          <w:sz w:val="28"/>
-          <w:szCs w:val="28"/>
-          <w:rtl/>
-          <w:lang w:eastAsia="ar-SA"/>
-        </w:rPr>
-        <w:t>مبينات (</w:t>
-      </w:r>
-      <w:r>
-        <w:rPr>
-          <w:rFonts w:ascii="Times New Roman" w:eastAsia="Times New Roman" w:hAnsi="Times New Roman" w:cs="Simplified Arabic"/>
-          <w:b/>
-          <w:bCs/>
-          <w:sz w:val="28"/>
-          <w:szCs w:val="28"/>
-          <w:lang w:eastAsia="ar-SA"/>
-        </w:rPr>
-        <w:t>LED</w:t>
-      </w:r>
-      <w:r>
-        <w:rPr>
-          <w:rFonts w:ascii="Times New Roman" w:eastAsia="Times New Roman" w:hAnsi="Times New Roman" w:cs="Simplified Arabic" w:hint="cs"/>
-          <w:b/>
-          <w:bCs/>
-          <w:sz w:val="28"/>
-          <w:szCs w:val="28"/>
-          <w:rtl/>
-          <w:lang w:eastAsia="ar-SA"/>
-        </w:rPr>
-        <w:t>) بيان عند وجود خطاء فى النظام</w:t>
-      </w:r>
-      <w:r>
-        <w:rPr>
-          <w:rFonts w:ascii="Times New Roman" w:eastAsia="Times New Roman" w:hAnsi="Times New Roman" w:cs="Simplified Arabic"/>
-          <w:b/>
-          <w:bCs/>
-          <w:sz w:val="28"/>
-          <w:szCs w:val="28"/>
-          <w:lang w:eastAsia="ar-SA"/>
-        </w:rPr>
-        <w:t>.</w:t>
+          <w:rFonts w:ascii="Times New Roman" w:eastAsia="Times New Roman" w:hAnsi="Times New Roman" w:cs="Simplified Arabic"/>
+          <w:b/>
+          <w:bCs/>
+          <w:sz w:val="28"/>
+          <w:szCs w:val="28"/>
+          <w:rtl/>
+          <w:lang w:eastAsia="ar-SA"/>
+        </w:rPr>
+        <w:t>صمام هيدروليكي للتحكم في سرعة النزول تحت أي حمل.</w:t>
       </w:r>
     </w:p>
     <w:p>
@@ -6736,66 +6782,79 @@
           <w:bCs/>
           <w:sz w:val="28"/>
           <w:szCs w:val="28"/>
-          <w:lang w:eastAsia="ar-SA"/>
-        </w:rPr>
-      </w:pPr>
-      <w:r>
-        <w:rPr>
-          <w:rFonts w:ascii="Times New Roman" w:eastAsia="Times New Roman" w:hAnsi="Times New Roman" w:cs="Simplified Arabic"/>
-          <w:b/>
-          <w:bCs/>
-          <w:sz w:val="28"/>
-          <w:szCs w:val="28"/>
-          <w:rtl/>
-          <w:lang w:eastAsia="ar-SA"/>
-        </w:rPr>
-        <w:t xml:space="preserve">عدد </w:t>
-      </w:r>
-      <w:r>
-        <w:rPr>
-          <w:rFonts w:ascii="Times New Roman" w:eastAsia="Times New Roman" w:hAnsi="Times New Roman" w:cs="Simplified Arabic"/>
-          <w:b/>
-          <w:bCs/>
-          <w:sz w:val="28"/>
-          <w:szCs w:val="28"/>
-          <w:lang w:eastAsia="ar-SA"/>
-        </w:rPr>
-        <w:t>1</w:t>
-      </w:r>
-      <w:r>
-        <w:rPr>
-          <w:rFonts w:ascii="Times New Roman" w:eastAsia="Times New Roman" w:hAnsi="Times New Roman" w:cs="Simplified Arabic"/>
-          <w:b/>
-          <w:bCs/>
-          <w:sz w:val="28"/>
-          <w:szCs w:val="28"/>
-          <w:rtl/>
-          <w:lang w:eastAsia="ar-SA"/>
-        </w:rPr>
-        <w:t xml:space="preserve"> مفتاح نهاية شوط (</w:t>
-      </w:r>
-      <w:r>
-        <w:rPr>
-          <w:rFonts w:ascii="Times New Roman" w:eastAsia="Times New Roman" w:hAnsi="Times New Roman" w:cs="Simplified Arabic"/>
-          <w:b/>
-          <w:bCs/>
-          <w:sz w:val="28"/>
-          <w:szCs w:val="28"/>
-          <w:lang w:eastAsia="ar-SA"/>
-        </w:rPr>
-        <w:t>Limit Switch</w:t>
-      </w:r>
-      <w:r>
-        <w:rPr>
-          <w:rFonts w:ascii="Times New Roman" w:eastAsia="Times New Roman" w:hAnsi="Times New Roman" w:cs="Simplified Arabic"/>
-          <w:b/>
-          <w:bCs/>
-          <w:sz w:val="28"/>
-          <w:szCs w:val="28"/>
-          <w:rtl/>
-          <w:lang w:eastAsia="ar-SA"/>
-        </w:rPr>
-        <w:t>) عند نهاية المشوار .</w:t>
+          <w:rtl/>
+          <w:lang w:eastAsia="ar-SA"/>
+        </w:rPr>
+      </w:pPr>
+      <w:r>
+        <w:rPr>
+          <w:rFonts w:ascii="Times New Roman" w:eastAsia="Times New Roman" w:hAnsi="Times New Roman" w:cs="Simplified Arabic"/>
+          <w:b/>
+          <w:bCs/>
+          <w:sz w:val="28"/>
+          <w:szCs w:val="28"/>
+          <w:rtl/>
+          <w:lang w:eastAsia="ar-SA"/>
+        </w:rPr>
+        <w:t xml:space="preserve">صمام هيدروليكي لزيادة الحمل </w:t>
+      </w:r>
+      <w:r>
+        <w:rPr>
+          <w:rFonts w:ascii="Times New Roman" w:eastAsia="Times New Roman" w:hAnsi="Times New Roman" w:cs="Simplified Arabic"/>
+          <w:b/>
+          <w:bCs/>
+          <w:sz w:val="28"/>
+          <w:szCs w:val="28"/>
+          <w:lang w:eastAsia="ar-SA"/>
+        </w:rPr>
+        <w:t xml:space="preserve"> Relief  Valve </w:t>
+      </w:r>
+      <w:r>
+        <w:rPr>
+          <w:rFonts w:ascii="Times New Roman" w:eastAsia="Times New Roman" w:hAnsi="Times New Roman" w:cs="Simplified Arabic"/>
+          <w:b/>
+          <w:bCs/>
+          <w:sz w:val="28"/>
+          <w:szCs w:val="28"/>
+          <w:rtl/>
+          <w:lang w:eastAsia="ar-SA"/>
+        </w:rPr>
+        <w:t>يمنع حركة المقص في حالة زيادة الحمل (عن طريق رجوع الزيت إلى التنك</w:t>
+      </w:r>
+      <w:r>
+        <w:rPr>
+          <w:rFonts w:ascii="Times New Roman" w:eastAsia="Times New Roman" w:hAnsi="Times New Roman" w:cs="Simplified Arabic" w:hint="cs"/>
+          <w:b/>
+          <w:bCs/>
+          <w:sz w:val="28"/>
+          <w:szCs w:val="28"/>
+          <w:rtl/>
+          <w:lang w:eastAsia="ar-SA"/>
+        </w:rPr>
+        <w:t>)</w:t>
+      </w:r>
+      <w:r>
+        <w:rPr>
+          <w:rFonts w:ascii="Times New Roman" w:eastAsia="Times New Roman" w:hAnsi="Times New Roman" w:cs="Simplified Arabic"/>
+          <w:b/>
+          <w:bCs/>
+          <w:sz w:val="28"/>
+          <w:szCs w:val="28"/>
+          <w:rtl/>
+          <w:lang w:eastAsia="ar-SA"/>
+        </w:rPr>
+        <w:t xml:space="preserve"> </w:t>
+      </w:r>
+      <w:r>
+        <w:rPr>
+          <w:rFonts w:ascii="Times New Roman" w:eastAsia="Times New Roman" w:hAnsi="Times New Roman" w:cs="Simplified Arabic"/>
+          <w:b/>
+          <w:bCs/>
+          <w:sz w:val="28"/>
+          <w:szCs w:val="28"/>
+          <w:lang w:eastAsia="ar-SA"/>
+        </w:rPr>
+        <w:t>.</w:t>
       </w:r>
     </w:p>
     <w:p>
@@ -6827,7 +6886,31 @@
           <w:rtl/>
           <w:lang w:eastAsia="ar-SA"/>
         </w:rPr>
-        <w:t>صمام هيدروليكي للتحكم في سرعة النزول تحت أي حمل.</w:t>
+        <w:t xml:space="preserve">صمام يسمح بنزول المقص يدويا في حالة </w:t>
+      </w:r>
+      <w:r>
+        <w:rPr>
+          <w:rFonts w:ascii="Times New Roman" w:eastAsia="Times New Roman" w:hAnsi="Times New Roman" w:cs="Simplified Arabic" w:hint="cs"/>
+          <w:b/>
+          <w:bCs/>
+          <w:sz w:val="28"/>
+          <w:szCs w:val="28"/>
+          <w:rtl/>
+          <w:lang w:eastAsia="ar-SA"/>
+        </w:rPr>
+        <w:t>فقدان شحن البطارية</w:t>
+      </w:r>
+      <w:r>
+        <w:rPr>
+          <w:rFonts w:ascii="Times New Roman" w:eastAsia="Times New Roman" w:hAnsi="Times New Roman" w:cs="Simplified Arabic"/>
+          <w:b/>
+          <w:bCs/>
+          <w:sz w:val="28"/>
+          <w:szCs w:val="28"/>
+          <w:rtl/>
+          <w:lang w:eastAsia="ar-SA"/>
+        </w:rPr>
+        <w:t>.</w:t>
       </w:r>
     </w:p>
     <w:p>
@@ -6846,44 +6929,20 @@
           <w:bCs/>
           <w:sz w:val="28"/>
           <w:szCs w:val="28"/>
-          <w:rtl/>
-          <w:lang w:eastAsia="ar-SA"/>
-        </w:rPr>
-      </w:pPr>
-      <w:r>
-        <w:rPr>
-          <w:rFonts w:ascii="Times New Roman" w:eastAsia="Times New Roman" w:hAnsi="Times New Roman" w:cs="Simplified Arabic"/>
-          <w:b/>
-          <w:bCs/>
-          <w:sz w:val="28"/>
-          <w:szCs w:val="28"/>
-          <w:rtl/>
-          <w:lang w:eastAsia="ar-SA"/>
-        </w:rPr>
-        <w:t xml:space="preserve">صمام هيدروليكي لزيادة الحمل </w:t>
-      </w:r>
-      <w:r>
-        <w:rPr>
-          <w:rFonts w:ascii="Times New Roman" w:eastAsia="Times New Roman" w:hAnsi="Times New Roman" w:cs="Simplified Arabic"/>
-          <w:b/>
-          <w:bCs/>
-          <w:sz w:val="28"/>
-          <w:szCs w:val="28"/>
-          <w:lang w:eastAsia="ar-SA"/>
-        </w:rPr>
-        <w:t xml:space="preserve"> Relief  Valve </w:t>
-      </w:r>
-      <w:r>
-        <w:rPr>
-          <w:rFonts w:ascii="Times New Roman" w:eastAsia="Times New Roman" w:hAnsi="Times New Roman" w:cs="Simplified Arabic"/>
-          <w:b/>
-          <w:bCs/>
-          <w:sz w:val="28"/>
-          <w:szCs w:val="28"/>
-          <w:rtl/>
-          <w:lang w:eastAsia="ar-SA"/>
-        </w:rPr>
-        <w:t>يمنع حركة المقص في حالة زيادة الحمل (عن طريق رجوع الزيت إلى التنك</w:t>
+          <w:lang w:eastAsia="ar-SA"/>
+        </w:rPr>
+      </w:pPr>
+      <w:r>
+        <w:rPr>
+          <w:rFonts w:ascii="Times New Roman" w:eastAsia="Times New Roman" w:hAnsi="Times New Roman" w:cs="Simplified Arabic"/>
+          <w:b/>
+          <w:bCs/>
+          <w:sz w:val="28"/>
+          <w:szCs w:val="28"/>
+          <w:rtl/>
+          <w:lang w:eastAsia="ar-SA"/>
+        </w:rPr>
+        <w:t xml:space="preserve">صمام أمان </w:t>
       </w:r>
       <w:r>
         <w:rPr>
@@ -6895,30 +6954,19 @@
           <w:rtl/>
           <w:lang w:eastAsia="ar-SA"/>
         </w:rPr>
-        <w:t>)</w:t>
-      </w:r>
-      <w:r>
-        <w:rPr>
-          <w:rFonts w:ascii="Times New Roman" w:eastAsia="Times New Roman" w:hAnsi="Times New Roman" w:cs="Simplified Arabic"/>
-          <w:b/>
-          <w:bCs/>
-          <w:sz w:val="28"/>
-          <w:szCs w:val="28"/>
-          <w:rtl/>
-          <w:lang w:eastAsia="ar-SA"/>
-        </w:rPr>
-        <w:t xml:space="preserve"> </w:t>
-      </w:r>
-      <w:r>
-        <w:rPr>
-          <w:rFonts w:ascii="Times New Roman" w:eastAsia="Times New Roman" w:hAnsi="Times New Roman" w:cs="Simplified Arabic"/>
-          <w:b/>
-          <w:bCs/>
-          <w:sz w:val="28"/>
-          <w:szCs w:val="28"/>
-          <w:lang w:eastAsia="ar-SA"/>
-        </w:rPr>
-        <w:t>.</w:t>
+        <w:t xml:space="preserve">يعمل </w:t>
+      </w:r>
+      <w:r>
+        <w:rPr>
+          <w:rFonts w:ascii="Times New Roman" w:eastAsia="Times New Roman" w:hAnsi="Times New Roman" w:cs="Simplified Arabic"/>
+          <w:b/>
+          <w:bCs/>
+          <w:sz w:val="28"/>
+          <w:szCs w:val="28"/>
+          <w:rtl/>
+          <w:lang w:eastAsia="ar-SA"/>
+        </w:rPr>
+        <w:t>فى حالة أنقطاع أحد الخراطيم.</w:t>
       </w:r>
     </w:p>
     <w:p>
@@ -6950,31 +6998,7 @@
           <w:rtl/>
           <w:lang w:eastAsia="ar-SA"/>
         </w:rPr>
-        <w:t xml:space="preserve">صمام يسمح بنزول المقص يدويا في حالة </w:t>
-      </w:r>
-      <w:r>
-        <w:rPr>
-          <w:rFonts w:ascii="Times New Roman" w:eastAsia="Times New Roman" w:hAnsi="Times New Roman" w:cs="Simplified Arabic" w:hint="cs"/>
-          <w:b/>
-          <w:bCs/>
-          <w:sz w:val="28"/>
-          <w:szCs w:val="28"/>
-          <w:rtl/>
-          <w:lang w:eastAsia="ar-SA"/>
-        </w:rPr>
-        <w:t>فقدان شحن البطارية</w:t>
-      </w:r>
-      <w:r>
-        <w:rPr>
-          <w:rFonts w:ascii="Times New Roman" w:eastAsia="Times New Roman" w:hAnsi="Times New Roman" w:cs="Simplified Arabic"/>
-          <w:b/>
-          <w:bCs/>
-          <w:sz w:val="28"/>
-          <w:szCs w:val="28"/>
-          <w:rtl/>
-          <w:lang w:eastAsia="ar-SA"/>
-        </w:rPr>
-        <w:t>.</w:t>
+        <w:t xml:space="preserve">وجود معامل أمان كبير للقطاعات والسلندرات والاجزاء الهيدروليكية. </w:t>
       </w:r>
     </w:p>
     <w:p>
@@ -6998,94 +7022,6 @@
       </w:pPr>
       <w:r>
         <w:rPr>
-          <w:rFonts w:ascii="Times New Roman" w:eastAsia="Times New Roman" w:hAnsi="Times New Roman" w:cs="Simplified Arabic"/>
-          <w:b/>
-          <w:bCs/>
-          <w:sz w:val="28"/>
-          <w:szCs w:val="28"/>
-          <w:rtl/>
-          <w:lang w:eastAsia="ar-SA"/>
-        </w:rPr>
-        <w:t xml:space="preserve">صمام أمان </w:t>
-      </w:r>
-      <w:r>
-        <w:rPr>
-          <w:rFonts w:ascii="Times New Roman" w:eastAsia="Times New Roman" w:hAnsi="Times New Roman" w:cs="Simplified Arabic" w:hint="cs"/>
-          <w:b/>
-          <w:bCs/>
-          <w:sz w:val="28"/>
-          <w:szCs w:val="28"/>
-          <w:rtl/>
-          <w:lang w:eastAsia="ar-SA"/>
-        </w:rPr>
-        <w:t xml:space="preserve">يعمل </w:t>
-      </w:r>
-      <w:r>
-        <w:rPr>
-          <w:rFonts w:ascii="Times New Roman" w:eastAsia="Times New Roman" w:hAnsi="Times New Roman" w:cs="Simplified Arabic"/>
-          <w:b/>
-          <w:bCs/>
-          <w:sz w:val="28"/>
-          <w:szCs w:val="28"/>
-          <w:rtl/>
-          <w:lang w:eastAsia="ar-SA"/>
-        </w:rPr>
-        <w:t>فى حالة أنقطاع أحد الخراطيم.</w:t>
-      </w:r>
-    </w:p>
-    <w:p>
-      <w:pPr>
-        <w:numPr>
-          <w:ilvl w:val="0"/>
-          <w:numId w:val="35"/>
-        </w:numPr>
-        <w:bidi/>
-        <w:spacing w:after="0" w:line="216" w:lineRule="auto"/>
-        <w:ind w:right="567"/>
-        <w:jc w:val="lowKashida"/>
-        <w:rPr>
-          <w:rFonts w:ascii="Times New Roman" w:eastAsia="Times New Roman" w:hAnsi="Times New Roman" w:cs="Simplified Arabic"/>
-          <w:b/>
-          <w:bCs/>
-          <w:sz w:val="28"/>
-          <w:szCs w:val="28"/>
-          <w:lang w:eastAsia="ar-SA"/>
-        </w:rPr>
-      </w:pPr>
-      <w:r>
-        <w:rPr>
-          <w:rFonts w:ascii="Times New Roman" w:eastAsia="Times New Roman" w:hAnsi="Times New Roman" w:cs="Simplified Arabic"/>
-          <w:b/>
-          <w:bCs/>
-          <w:sz w:val="28"/>
-          <w:szCs w:val="28"/>
-          <w:rtl/>
-          <w:lang w:eastAsia="ar-SA"/>
-        </w:rPr>
-        <w:t xml:space="preserve">وجود معامل أمان كبير للقطاعات والسلندرات والاجزاء الهيدروليكية. </w:t>
-      </w:r>
-    </w:p>
-    <w:p>
-      <w:pPr>
-        <w:numPr>
-          <w:ilvl w:val="0"/>
-          <w:numId w:val="35"/>
-        </w:numPr>
-        <w:bidi/>
-        <w:spacing w:after="0" w:line="216" w:lineRule="auto"/>
-        <w:ind w:right="567"/>
-        <w:jc w:val="lowKashida"/>
-        <w:rPr>
-          <w:rFonts w:ascii="Times New Roman" w:eastAsia="Times New Roman" w:hAnsi="Times New Roman" w:cs="Simplified Arabic"/>
-          <w:b/>
-          <w:bCs/>
-          <w:sz w:val="28"/>
-          <w:szCs w:val="28"/>
-          <w:lang w:eastAsia="ar-SA"/>
-        </w:rPr>
-      </w:pPr>
-      <w:r>
-        <w:rPr>
           <w:rFonts w:ascii="Times New Roman" w:eastAsia="Times New Roman" w:hAnsi="Times New Roman" w:cs="Simplified Arabic" w:hint="cs"/>
           <w:b/>
           <w:bCs/>
@@ -7179,6 +7115,54 @@
           <w:sz w:val="28"/>
           <w:szCs w:val="28"/>
           <w:rtl/>
+          <w:lang w:eastAsia="ar-SA"/>
+        </w:rPr>
+      </w:pPr>
+    </w:p>
+    <w:p>
+      <w:pPr>
+        <w:bidi/>
+        <w:spacing w:after="0" w:line="216" w:lineRule="auto"/>
+        <w:ind w:left="720" w:right="567"/>
+        <w:jc w:val="lowKashida"/>
+        <w:rPr>
+          <w:rFonts w:ascii="Times New Roman" w:eastAsia="Times New Roman" w:hAnsi="Times New Roman" w:cs="Simplified Arabic"/>
+          <w:b/>
+          <w:bCs/>
+          <w:sz w:val="28"/>
+          <w:szCs w:val="28"/>
+          <w:lang w:eastAsia="ar-SA"/>
+        </w:rPr>
+      </w:pPr>
+    </w:p>
+    <w:p>
+      <w:pPr>
+        <w:bidi/>
+        <w:spacing w:after="0" w:line="216" w:lineRule="auto"/>
+        <w:ind w:left="720" w:right="567"/>
+        <w:jc w:val="lowKashida"/>
+        <w:rPr>
+          <w:rFonts w:ascii="Times New Roman" w:eastAsia="Times New Roman" w:hAnsi="Times New Roman" w:cs="Simplified Arabic"/>
+          <w:b/>
+          <w:bCs/>
+          <w:sz w:val="28"/>
+          <w:szCs w:val="28"/>
+          <w:lang w:eastAsia="ar-SA"/>
+        </w:rPr>
+      </w:pPr>
+    </w:p>
+    <w:p>
+      <w:pPr>
+        <w:bidi/>
+        <w:spacing w:after="0" w:line="216" w:lineRule="auto"/>
+        <w:ind w:left="720" w:right="567"/>
+        <w:jc w:val="lowKashida"/>
+        <w:rPr>
+          <w:rFonts w:ascii="Times New Roman" w:eastAsia="Times New Roman" w:hAnsi="Times New Roman" w:cs="Simplified Arabic"/>
+          <w:b/>
+          <w:bCs/>
+          <w:sz w:val="28"/>
+          <w:szCs w:val="28"/>
           <w:lang w:eastAsia="ar-SA"/>
         </w:rPr>
       </w:pPr>
